--- a/courts/sixth-circuit/michigan/state/court-of-appeals/motion-brief/usage/OUTPUT-motion-brief.docx
+++ b/courts/sixth-circuit/michigan/state/court-of-appeals/motion-brief/usage/OUTPUT-motion-brief.docx
@@ -8304,7 +8304,7 @@
         <w:t xml:space="preserve"> </w:t>
       </w:r>
       <w:r>
-        <w:t xml:space="preserve">(2019), p 12, available at https://www.accesskent.com/​Courts/17thcc/​pdfs/2019Annual-Report.pdf (accessed June 11, 2021).</w:t>
+        <w:t xml:space="preserve">(2019), p 12, available at https://​www.​accesskent.​com/​Courts/​17thcc/​pdfs/​2019Annual-​Report.​pdf (accessed June 11, 2021).</w:t>
       </w:r>
     </w:p>
     <w:p>
@@ -11830,7 +11830,7 @@
         <w:t xml:space="preserve"> </w:t>
       </w:r>
       <w:r>
-        <w:t xml:space="preserve">of Justice: How the Inability to Pay Bail Affects Case Outcomes, 34 J L Econ &amp; Org 511, 512, 532 (2018), available at https://academic.oup.com/​jleo/​article/34/4/511/5100740 (finding that a person who is detained pretrial has a 13 percent increase in the likelihood of being convicted and an 18 percent increase in the likelihood of pleading guilty); Leslie</w:t>
+        <w:t xml:space="preserve">of Justice: How the Inability to Pay Bail Affects Case Outcomes, 34 J L Econ &amp; Org 511, 512, 532 (2018), available at https://​​academic.​oup.​com/​​jleo/​​article/​​34/​​4/​​511/​​5100740 (finding that a person who is detained pretrial has a 13 percent increase in the likelihood of being convicted and an 18 percent increase in the likelihood of pleading guilty); Leslie</w:t>
       </w:r>
       <w:r>
         <w:t xml:space="preserve"> </w:t>
@@ -11861,13 +11861,13 @@
         <w:t xml:space="preserve"> </w:t>
       </w:r>
       <w:r>
-        <w:t xml:space="preserve">VanNostrand &amp; Holsinger, The Hidden Costs of Pretrial Detention (Laura &amp; John Arnold Foundation, 2013) https://craftmediabucket.s3.amazonaws.com/​uploads/​PDFs/​LJAF_Report_hidden-costs_FNL.pdf, pp 19–20 (“Defendants detained pretrial were 1.3 times more likely to recidivate compared to defendants who were released at some point pending trial.”); Dobbie,</w:t>
-      </w:r>
-      <w:r>
-        <w:t xml:space="preserve"> </w:t>
-      </w:r>
-      <w:r>
-        <w:t xml:space="preserve">Goldin &amp; Yang, The Effects of Pretrial Detention on Conviction, Future Crime, and Employment: Evidence from Randomly Assigned Judges, 108 Am Econ Rev 201, 235 (2018), https://pubs.aeaweb.org/​doi/​pdfplus/10.1257/​aer.20161503.</w:t>
+        <w:t xml:space="preserve">VanNostrand &amp; Holsinger, The Hidden Costs of Pretrial Detention (Laura &amp; John Arnold Foundation, 2013) https://​​craftmediabucket.​s3.​amazonaws.​com/​​uploads/​​PDFs/​​LJAF_Report_hidden-​costs_FNL.​pdf, pp 19–20 (“Defendants detained pretrial were 1.3 times more likely to recidivate compared to defendants who were released at some point pending trial.”); Dobbie,</w:t>
+      </w:r>
+      <w:r>
+        <w:t xml:space="preserve"> </w:t>
+      </w:r>
+      <w:r>
+        <w:t xml:space="preserve">Goldin &amp; Yang, The Effects of Pretrial Detention on Conviction, Future Crime, and Employment: Evidence from Randomly Assigned Judges, 108 Am Econ Rev 201, 235 (2018), https://​​pubs.​aeaweb.​org/​​doi/​​pdfplus/​​10.​1257/​​aer.​20161503.</w:t>
       </w:r>
     </w:p>
   </w:footnote>
@@ -12609,6 +12609,7 @@
     <w:unhideWhenUsed/>
     <w:qFormat/>
     <w:pPr>
+      <w:keepLines/>
       <w:spacing w:before="0" w:after="140" w:line="276" w:lineRule="exact"/>
     </w:pPr>
     <w:rPr>

--- a/courts/sixth-circuit/michigan/state/court-of-appeals/motion-brief/usage/OUTPUT-motion-brief.docx
+++ b/courts/sixth-circuit/michigan/state/court-of-appeals/motion-brief/usage/OUTPUT-motion-brief.docx
@@ -1876,7 +1876,7 @@
         <w:tab/>
       </w:r>
       <w:r>
-        <w:t xml:space="preserve">15</w:t>
+        <w:t xml:space="preserve">16</w:t>
       </w:r>
     </w:p>
     <w:p>
@@ -9092,7 +9092,7 @@
         <w:pStyle w:val="BodyText"/>
       </w:pPr>
       <w:r>
-        <w:t xml:space="preserve">The Michigan Supreme Court has promulgated court rules establishing a double presumption that a pre-trial arrestee must be released without any cash bail requirement. First, “the court must order the pretrial release of the defendant on personal recognizance, or on an unsecured appearance bond . . . unless the court determines that such release will not reasonably ensure the appearance of the defendant as required, or that such release will present a danger to the public.” MCR 6.106(C)</w:t>
+        <w:t xml:space="preserve">The Michigan Supreme Court has promulgated court rules establishing a double presumption that a pre-trial arrestee must be released without any cash bail requirement. First, “the court must order the pretrial release of the defendant on personal recognizance, or on an unsecured appearance bond . . . unless the court determines that such release will not reasonably ensure the appearance of the defendant as required, or that such release will present a danger to the public.” MCR 6.106(C)</w:t>
       </w:r>
       <w:r>
         <w:t xml:space="preserve"> </w:t>
@@ -9112,7 +9112,7 @@
         <w:t xml:space="preserve"> </w:t>
       </w:r>
       <w:r>
-        <w:t xml:space="preserve">It is only “[i]f the court determines for reasons it states on the record that the defendant’s appearance or the protection of the public cannot otherwise be assured [that] money bail, with or without conditions . . . may be required.” MCR 6.106(E)</w:t>
+        <w:t xml:space="preserve">It is only “[i]f the court determines for reasons it states on the record that the defendant’s appearance or the protection of the public cannot otherwise be assured [that] money bail, with or without conditions . . . may be required.” MCR 6.106(E)</w:t>
       </w:r>
       <w:r>
         <w:t xml:space="preserve"> </w:t>
@@ -9755,13 +9755,13 @@
         <w:noBreakHyphen/>
       </w:r>
       <w:r>
-        <w:t xml:space="preserve">2535, 2018 WL 1053548, at *6 (WD Tenn, 2018) (“[R]equiring money bail as a condition of release at an amount impossible for the defendant to pay is equivalent to a detention order . . . .”). Yet MCR 6.106(F)⁠(3)</w:t>
-      </w:r>
-      <w:r>
-        <w:t xml:space="preserve"> </w:t>
-      </w:r>
-      <w:r>
-        <w:t xml:space="preserve">specifically prohibits “pretrial detention . . . on the basis of . . . economic status.”</w:t>
+        <w:t xml:space="preserve">2535, 2018 WL 1053548, at *6 (WD Tenn, 2018) (“[R]equiring money bail as a condition of release at an amount impossible for the defendant to pay is equivalent to a detention order . . . .”). Yet MCR 6.106(F)⁠(3)</w:t>
+      </w:r>
+      <w:r>
+        <w:t xml:space="preserve"> </w:t>
+      </w:r>
+      <w:r>
+        <w:t xml:space="preserve">specifically prohibits “pretrial detention . . . on the basis of . . . economic status.”</w:t>
       </w:r>
     </w:p>
     <w:p>
@@ -9769,7 +9769,7 @@
         <w:pStyle w:val="BodyText"/>
       </w:pPr>
       <w:r>
-        <w:t xml:space="preserve">That is precisely what a court does when it imposes bail that is unaffordable to a poor defendant without factoring in what the defendant can afford. Here, if Mr. Forbes could afford to pay $75,000 cash, he would be free while pending trial; but since he cannot he is instead detained “on the basis of . . . his economic status.”</w:t>
+        <w:t xml:space="preserve">That is precisely what a court does when it imposes bail that is unaffordable to a poor defendant without factoring in what the defendant can afford. Here, if Mr. Forbes could afford to pay $75,000 cash, he would be free while pending trial; but since he cannot he is instead detained “on the basis of . . . his economic status.”</w:t>
       </w:r>
       <w:r>
         <w:t xml:space="preserve"> </w:t>
@@ -11298,7 +11298,7 @@
     </w:p>
     <w:p>
       <w:pPr>
-        <w:pStyle w:val="BodyText"/>
+        <w:pStyle w:val="BodyTextKeep"/>
       </w:pPr>
       <w:r>
         <w:t xml:space="preserve">For the reasons stated, the circuit court’s bail order should be reversed and Mr. Forbes should be ordered released with a personal bond and the same non-financial release conditions that previously governed his yearlong release. Alternatively, his initial bond of $5,000 cash/​surety should be reinstated. Additionally, his case should be re-assigned to another judge in light of the circuit court’s demonstration of prejudice towards his exercise of his constitutional rights.</w:t>
@@ -11306,6 +11306,8 @@
     </w:p>
     <w:p>
       <w:pPr>
+        <w:keepNext/>
+        <w:keepLines/>
         <w:spacing w:before="0" w:after="0" w:line="432" w:lineRule="exact"/>
       </w:pPr>
     </w:p>
@@ -11830,7 +11832,7 @@
         <w:t xml:space="preserve"> </w:t>
       </w:r>
       <w:r>
-        <w:t xml:space="preserve">of Justice: How the Inability to Pay Bail Affects Case Outcomes, 34 J L Econ &amp; Org 511, 512, 532 (2018), available at https://​​academic.​oup.​com/​​jleo/​​article/​​34/​​4/​​511/​​5100740 (finding that a person who is detained pretrial has a 13 percent increase in the likelihood of being convicted and an 18 percent increase in the likelihood of pleading guilty); Leslie</w:t>
+        <w:t xml:space="preserve">of Justice: How the Inability to Pay Bail Affects Case Outcomes, 34 J L Econ &amp; Org 511, 512, 532 (2018), available at https://​academic.​oup.​com/​jleo/​article/​34/​4/​511/​5100740 (finding that a person who is detained pretrial has a 13 percent increase in the likelihood of being convicted and an 18 percent increase in the likelihood of pleading guilty); Leslie</w:t>
       </w:r>
       <w:r>
         <w:t xml:space="preserve"> </w:t>
@@ -11861,13 +11863,13 @@
         <w:t xml:space="preserve"> </w:t>
       </w:r>
       <w:r>
-        <w:t xml:space="preserve">VanNostrand &amp; Holsinger, The Hidden Costs of Pretrial Detention (Laura &amp; John Arnold Foundation, 2013) https://​​craftmediabucket.​s3.​amazonaws.​com/​​uploads/​​PDFs/​​LJAF_Report_hidden-​costs_FNL.​pdf, pp 19–20 (“Defendants detained pretrial were 1.3 times more likely to recidivate compared to defendants who were released at some point pending trial.”); Dobbie,</w:t>
-      </w:r>
-      <w:r>
-        <w:t xml:space="preserve"> </w:t>
-      </w:r>
-      <w:r>
-        <w:t xml:space="preserve">Goldin &amp; Yang, The Effects of Pretrial Detention on Conviction, Future Crime, and Employment: Evidence from Randomly Assigned Judges, 108 Am Econ Rev 201, 235 (2018), https://​​pubs.​aeaweb.​org/​​doi/​​pdfplus/​​10.​1257/​​aer.​20161503.</w:t>
+        <w:t xml:space="preserve">VanNostrand &amp; Holsinger, The Hidden Costs of Pretrial Detention (Laura &amp; John Arnold Foundation, 2013) https://​craftmediabucket.​s3.​amazonaws.​com/​uploads/​PDFs/​LJAF_Report_hidden-​costs_FNL.​pdf, pp 19–20 (“Defendants detained pretrial were 1.3 times more likely to recidivate compared to defendants who were released at some point pending trial.”); Dobbie,</w:t>
+      </w:r>
+      <w:r>
+        <w:t xml:space="preserve"> </w:t>
+      </w:r>
+      <w:r>
+        <w:t xml:space="preserve">Goldin &amp; Yang, The Effects of Pretrial Detention on Conviction, Future Crime, and Employment: Evidence from Randomly Assigned Judges, 108 Am Econ Rev 201, 235 (2018), https://​pubs.​aeaweb.​org/​doi/​pdfplus/​10.​1257/​aer.​20161503.</w:t>
       </w:r>
     </w:p>
   </w:footnote>
@@ -12808,6 +12810,15 @@
       <w:ind w:firstLine="0"/>
     </w:pPr>
   </w:style>
+  <w:style w:type="paragraph" w:customStyle="1" w:styleId="BodyTextKeep">
+    <w:name w:val="Body Text Keep"/>
+    <w:basedOn w:val="BodyText"/>
+    <w:qFormat/>
+    <w:pPr>
+      <w:keepNext/>
+      <w:keepLines/>
+    </w:pPr>
+  </w:style>
   <w:style w:type="paragraph" w:customStyle="1" w:styleId="XdList1">
     <w:name w:val="XdList 1"/>
     <w:basedOn w:val="Normal"/>
@@ -12860,6 +12871,33 @@
     <w:pPr>
       <w:spacing w:before="0" w:after="0" w:line="276" w:lineRule="exact"/>
       <w:ind w:left="2160" w:hanging="720"/>
+    </w:pPr>
+  </w:style>
+  <w:style w:type="paragraph" w:customStyle="1" w:styleId="XdQuoteList1">
+    <w:name w:val="Xd Quote List 1"/>
+    <w:basedOn w:val="Normal"/>
+    <w:qFormat/>
+    <w:pPr>
+      <w:spacing w:before="0" w:after="0" w:line="276" w:lineRule="exact"/>
+      <w:ind w:left="1440" w:right="720" w:hanging="720"/>
+    </w:pPr>
+  </w:style>
+  <w:style w:type="paragraph" w:customStyle="1" w:styleId="XdQuoteList2">
+    <w:name w:val="Xd Quote List 2"/>
+    <w:basedOn w:val="Normal"/>
+    <w:qFormat/>
+    <w:pPr>
+      <w:spacing w:before="0" w:after="0" w:line="276" w:lineRule="exact"/>
+      <w:ind w:left="2160" w:right="720" w:hanging="720"/>
+    </w:pPr>
+  </w:style>
+  <w:style w:type="paragraph" w:customStyle="1" w:styleId="XdQuoteList3">
+    <w:name w:val="Xd Quote List 3"/>
+    <w:basedOn w:val="Normal"/>
+    <w:qFormat/>
+    <w:pPr>
+      <w:spacing w:before="0" w:after="0" w:line="276" w:lineRule="exact"/>
+      <w:ind w:left="2880" w:right="720" w:hanging="720"/>
     </w:pPr>
   </w:style>
   <w:style w:type="paragraph" w:customStyle="1" w:styleId="SourceCode">

--- a/courts/sixth-circuit/michigan/state/court-of-appeals/motion-brief/usage/OUTPUT-motion-brief.docx
+++ b/courts/sixth-circuit/michigan/state/court-of-appeals/motion-brief/usage/OUTPUT-motion-brief.docx
@@ -9092,7 +9092,7 @@
         <w:pStyle w:val="BodyText"/>
       </w:pPr>
       <w:r>
-        <w:t xml:space="preserve">The Michigan Supreme Court has promulgated court rules establishing a double presumption that a pre-trial arrestee must be released without any cash bail requirement. First, “the court must order the pretrial release of the defendant on personal recognizance, or on an unsecured appearance bond . . . unless the court determines that such release will not reasonably ensure the appearance of the defendant as required, or that such release will present a danger to the public.” MCR 6.106(C)</w:t>
+        <w:t xml:space="preserve">The Michigan Supreme Court has promulgated court rules establishing a double presumption that a pre-trial arrestee must be released without any cash bail requirement. First, “the court must order the pretrial release of the defendant on personal recognizance, or on an unsecured appearance bond ⁠. ⁠. ⁠. unless the court determines that such release will not reasonably ensure the appearance of the defendant as required, or that such release will present a danger to the public.” MCR 6.106(C)</w:t>
       </w:r>
       <w:r>
         <w:t xml:space="preserve"> </w:t>
@@ -9112,7 +9112,7 @@
         <w:t xml:space="preserve"> </w:t>
       </w:r>
       <w:r>
-        <w:t xml:space="preserve">It is only “[i]f the court determines for reasons it states on the record that the defendant’s appearance or the protection of the public cannot otherwise be assured [that] money bail, with or without conditions . . . may be required.” MCR 6.106(E)</w:t>
+        <w:t xml:space="preserve">It is only “[i]f the court determines for reasons it states on the record that the defendant’s appearance or the protection of the public cannot otherwise be assured [that] money bail, with or without conditions ⁠. ⁠. ⁠. may be required.” MCR 6.106(E)</w:t>
       </w:r>
       <w:r>
         <w:t xml:space="preserve"> </w:t>
@@ -9755,13 +9755,13 @@
         <w:noBreakHyphen/>
       </w:r>
       <w:r>
-        <w:t xml:space="preserve">2535, 2018 WL 1053548, at *6 (WD Tenn, 2018) (“[R]equiring money bail as a condition of release at an amount impossible for the defendant to pay is equivalent to a detention order . . . .”). Yet MCR 6.106(F)⁠(3)</w:t>
-      </w:r>
-      <w:r>
-        <w:t xml:space="preserve"> </w:t>
-      </w:r>
-      <w:r>
-        <w:t xml:space="preserve">specifically prohibits “pretrial detention . . . on the basis of . . . economic status.”</w:t>
+        <w:t xml:space="preserve">2535, 2018 WL 1053548, at *6 (WD Tenn, 2018) (“[R]equiring money bail as a condition of release at an amount impossible for the defendant to pay is equivalent to a detention order ⁠. ⁠. ⁠. ⁠.”). Yet MCR 6.106(F)⁠(3)</w:t>
+      </w:r>
+      <w:r>
+        <w:t xml:space="preserve"> </w:t>
+      </w:r>
+      <w:r>
+        <w:t xml:space="preserve">specifically prohibits “pretrial detention ⁠. ⁠. ⁠. on the basis of ⁠. ⁠. ⁠. economic status.”</w:t>
       </w:r>
     </w:p>
     <w:p>
@@ -9769,7 +9769,7 @@
         <w:pStyle w:val="BodyText"/>
       </w:pPr>
       <w:r>
-        <w:t xml:space="preserve">That is precisely what a court does when it imposes bail that is unaffordable to a poor defendant without factoring in what the defendant can afford. Here, if Mr. Forbes could afford to pay $75,000 cash, he would be free while pending trial; but since he cannot he is instead detained “on the basis of . . . his economic status.”</w:t>
+        <w:t xml:space="preserve">That is precisely what a court does when it imposes bail that is unaffordable to a poor defendant without factoring in what the defendant can afford. Here, if Mr. Forbes could afford to pay $75,000 cash, he would be free while pending trial; but since he cannot he is instead detained “on the basis of ⁠. ⁠. ⁠. his economic status.”</w:t>
       </w:r>
       <w:r>
         <w:t xml:space="preserve"> </w:t>

--- a/courts/sixth-circuit/michigan/state/court-of-appeals/motion-brief/usage/OUTPUT-motion-brief.docx
+++ b/courts/sixth-circuit/michigan/state/court-of-appeals/motion-brief/usage/OUTPUT-motion-brief.docx
@@ -304,9 +304,7 @@
               <w:t xml:space="preserve"> </w:t>
             </w:r>
             <w:r>
-              <w:t xml:space="preserve">20</w:t>
-              <w:noBreakHyphen/>
-              <w:t xml:space="preserve">01774-FH</w:t>
+              <w:t xml:space="preserve">20-⁠01774-FH</w:t>
             </w:r>
           </w:p>
         </w:tc>
@@ -710,9 +708,7 @@
               <w:t xml:space="preserve"> </w:t>
             </w:r>
             <w:r>
-              <w:t xml:space="preserve">578</w:t>
-              <w:noBreakHyphen/>
-              <w:t xml:space="preserve">6803</w:t>
+              <w:t xml:space="preserve">578-⁠6803</w:t>
             </w:r>
             <w:r>
               <w:t xml:space="preserve"> </w:t>
@@ -730,9 +726,7 @@
               <w:t xml:space="preserve"> </w:t>
             </w:r>
             <w:r>
-              <w:t xml:space="preserve">817</w:t>
-              <w:noBreakHyphen/>
-              <w:t xml:space="preserve">2229</w:t>
+              <w:t xml:space="preserve">817-⁠2229</w:t>
             </w:r>
             <w:r>
               <w:t xml:space="preserve"> </w:t>
@@ -962,9 +956,7 @@
               <w:t xml:space="preserve"> </w:t>
             </w:r>
             <w:r>
-              <w:t xml:space="preserve">774</w:t>
-              <w:noBreakHyphen/>
-              <w:t xml:space="preserve">8181</w:t>
+              <w:t xml:space="preserve">774-⁠8181</w:t>
             </w:r>
             <w:r>
               <w:t xml:space="preserve"> </w:t>
@@ -1248,9 +1240,7 @@
               <w:t xml:space="preserve"> </w:t>
             </w:r>
             <w:r>
-              <w:t xml:space="preserve">632</w:t>
-              <w:noBreakHyphen/>
-              <w:t xml:space="preserve">6710</w:t>
+              <w:t xml:space="preserve">632-⁠6710</w:t>
             </w:r>
           </w:p>
           <w:p>
@@ -5784,9 +5774,7 @@
         <w:t xml:space="preserve"> </w:t>
       </w:r>
       <w:r>
-        <w:t xml:space="preserve">17-cv</w:t>
-        <w:noBreakHyphen/>
-        <w:t xml:space="preserve">2535,</w:t>
+        <w:t xml:space="preserve">17-cv-⁠2535,</w:t>
       </w:r>
       <w:r>
         <w:t xml:space="preserve"> </w:t>
@@ -7194,13 +7182,7 @@
         <w:pStyle w:val="BodyText"/>
       </w:pPr>
       <w:r>
-        <w:t xml:space="preserve">For over a year, Mr. Forbes’ appearances before the circuit court were postponed due to COVID</w:t>
-      </w:r>
-      <w:r>
-        <w:noBreakHyphen/>
-      </w:r>
-      <w:r>
-        <w:t xml:space="preserve">19. See Exhibit B. During this time, there has been no allegation whatsoever that Mr. Forbes was anything less than fully compliant with the terms of his release. See Exhibit A, pp 5–6 (defense counsel informs the court that Mr. Forbes has been fully compliant with his terms of release and prosecution does not disagree); Exhibit K, pp 4–5 (same); see also Exhibit J (court services report, which does not allege any violations).</w:t>
+        <w:t xml:space="preserve">For over a year, Mr. Forbes’ appearances before the circuit court were postponed due to COVID-⁠19. See Exhibit B. During this time, there has been no allegation whatsoever that Mr. Forbes was anything less than fully compliant with the terms of his release. See Exhibit A, pp 5–6 (defense counsel informs the court that Mr. Forbes has been fully compliant with his terms of release and prosecution does not disagree); Exhibit K, pp 4–5 (same); see also Exhibit J (court services report, which does not allege any violations).</w:t>
       </w:r>
     </w:p>
     <w:p>
@@ -7347,13 +7329,7 @@
         <w:pStyle w:val="BodyText"/>
       </w:pPr>
       <w:r>
-        <w:t xml:space="preserve">As a result, Mr. Forbes remains incarcerated while awaiting trial, and will almost certainly remain in jail for approximately a year or more due to COVID</w:t>
-      </w:r>
-      <w:r>
-        <w:noBreakHyphen/>
-      </w:r>
-      <w:r>
-        <w:t xml:space="preserve">19-related backlogs. Exhibit M ¶ 4. In other words, he is likely to be incarcerated pretrial for a year on charges for which his sentencing guidelines, if convicted, would be an intermediate sanction between 2 and 17 months.</w:t>
+        <w:t xml:space="preserve">As a result, Mr. Forbes remains incarcerated while awaiting trial, and will almost certainly remain in jail for approximately a year or more due to COVID-⁠19-related backlogs. Exhibit M ¶ 4. In other words, he is likely to be incarcerated pretrial for a year on charges for which his sentencing guidelines, if convicted, would be an intermediate sanction between 2 and 17 months.</w:t>
       </w:r>
     </w:p>
     <w:p>
@@ -8320,13 +8296,7 @@
         <w:pStyle w:val="BodyText"/>
       </w:pPr>
       <w:r>
-        <w:t xml:space="preserve">This pattern is well understood in the Grand Rapids criminal law community. Undersigned defense counsel, and other defense attorneys at the Kent County Office of the Defender, are forced to advise any client who appears before the chief judge, and who is not already incarcerated, that declining a plea bargain will likely lead to their being incarcerated until trial due to the chief judge’s practice of drastically increasing bond in such situations. Exhibit M ¶ 5. And, as noted above, due to backlogs and delays relating to the COVID</w:t>
-      </w:r>
-      <w:r>
-        <w:noBreakHyphen/>
-      </w:r>
-      <w:r>
-        <w:t xml:space="preserve">19 pandemic, it is understood by everyone in the legal system that a defendant is not likely to receive a trial for approximately a year or more, meaning that declining a felony plea bargain in a case that is being tried before the chief judge essentially amounts to a pre-trial sentence of approximately a year in jail—during a time when the defendant is (supposed to be) presumed innocent.</w:t>
+        <w:t xml:space="preserve">This pattern is well understood in the Grand Rapids criminal law community. Undersigned defense counsel, and other defense attorneys at the Kent County Office of the Defender, are forced to advise any client who appears before the chief judge, and who is not already incarcerated, that declining a plea bargain will likely lead to their being incarcerated until trial due to the chief judge’s practice of drastically increasing bond in such situations. Exhibit M ¶ 5. And, as noted above, due to backlogs and delays relating to the COVID-⁠19 pandemic, it is understood by everyone in the legal system that a defendant is not likely to receive a trial for approximately a year or more, meaning that declining a felony plea bargain in a case that is being tried before the chief judge essentially amounts to a pre-trial sentence of approximately a year in jail—during a time when the defendant is (supposed to be) presumed innocent.</w:t>
       </w:r>
       <w:r>
         <w:t xml:space="preserve"> </w:t>
@@ -9749,13 +9719,7 @@
         <w:t xml:space="preserve">v Oldham</w:t>
       </w:r>
       <w:r>
-        <w:t xml:space="preserve">, 17-cv</w:t>
-      </w:r>
-      <w:r>
-        <w:noBreakHyphen/>
-      </w:r>
-      <w:r>
-        <w:t xml:space="preserve">2535, 2018 WL 1053548, at *6 (WD Tenn, 2018) (“[R]equiring money bail as a condition of release at an amount impossible for the defendant to pay is equivalent to a detention order ⁠. ⁠. ⁠. ⁠.”). Yet MCR 6.106(F)⁠(3)</w:t>
+        <w:t xml:space="preserve">, 17-cv-⁠2535, 2018 WL 1053548, at *6 (WD Tenn, 2018) (“[R]equiring money bail as a condition of release at an amount impossible for the defendant to pay is equivalent to a detention order ⁠. ⁠. ⁠. ⁠.”). Yet MCR 6.106(F)⁠(3)</w:t>
       </w:r>
       <w:r>
         <w:t xml:space="preserve"> </w:t>
@@ -11584,9 +11548,7 @@
               <w:t xml:space="preserve"> </w:t>
             </w:r>
             <w:r>
-              <w:t xml:space="preserve">774</w:t>
-              <w:noBreakHyphen/>
-              <w:t xml:space="preserve">8181</w:t>
+              <w:t xml:space="preserve">774-⁠8181</w:t>
             </w:r>
             <w:r>
               <w:t xml:space="preserve"> </w:t>
@@ -12612,7 +12574,7 @@
     <w:qFormat/>
     <w:pPr>
       <w:keepLines/>
-      <w:spacing w:before="0" w:after="140" w:line="276" w:lineRule="exact"/>
+      <w:spacing w:before="46" w:after="140" w:line="276" w:lineRule="exact"/>
     </w:pPr>
     <w:rPr>
       <w:sz w:val="24"/>
